--- a/Documentazione TrackYourExpeses.docx
+++ b/Documentazione TrackYourExpeses.docx
@@ -110,7 +110,7 @@
           <w:szCs w:val="28"/>
           <w:rtl w:val="0"/>
         </w:rPr>
-        <w:t xml:space="preserve"> Luke&amp;Pines S.p.A</w:t>
+        <w:t xml:space="preserve"> Luke&amp;Ripa S.p.A</w:t>
       </w:r>
     </w:p>
     <w:p>
@@ -299,232 +299,8 @@
           <w:szCs w:val="28"/>
           <w:rtl w:val="0"/>
         </w:rPr>
-        <w:t xml:space="preserve">Immagina un mondo in cui puoi tenere traccia delle tue spese in modo semplice e veloce, tutto a portata di mano. Con "Track Your Expenses", questo è finalmente possibile!</w:t>
-      </w:r>
-    </w:p>
-    <w:p>
-      <w:pPr>
-        <w:spacing w:after="240" w:before="240" w:lineRule="auto"/>
-        <w:rPr>
-          <w:b w:val="1"/>
-          <w:sz w:val="28"/>
-          <w:szCs w:val="28"/>
-        </w:rPr>
-      </w:pPr>
-      <w:r>
-        <w:rPr>
-          <w:sz w:val="28"/>
-          <w:szCs w:val="28"/>
-          <w:rtl w:val="0"/>
-        </w:rPr>
-        <w:t xml:space="preserve">🌟 </w:t>
-      </w:r>
-      <w:r>
-        <w:rPr>
-          <w:b w:val="1"/>
-          <w:sz w:val="28"/>
-          <w:szCs w:val="28"/>
-          <w:rtl w:val="0"/>
-        </w:rPr>
-        <w:t xml:space="preserve">Perché scegliere Track Your Expenses?</w:t>
-      </w:r>
-    </w:p>
-    <w:p>
-      <w:pPr>
-        <w:spacing w:after="240" w:before="240" w:lineRule="auto"/>
-        <w:rPr>
-          <w:sz w:val="28"/>
-          <w:szCs w:val="28"/>
-        </w:rPr>
-      </w:pPr>
-      <w:r>
-        <w:rPr>
-          <w:sz w:val="28"/>
-          <w:szCs w:val="28"/>
-          <w:rtl w:val="0"/>
-        </w:rPr>
-        <w:t xml:space="preserve">🔒 </w:t>
-      </w:r>
-      <w:r>
-        <w:rPr>
-          <w:b w:val="1"/>
-          <w:sz w:val="28"/>
-          <w:szCs w:val="28"/>
-          <w:rtl w:val="0"/>
-        </w:rPr>
-        <w:t xml:space="preserve">Account Personale</w:t>
-      </w:r>
-      <w:r>
-        <w:rPr>
-          <w:sz w:val="28"/>
-          <w:szCs w:val="28"/>
-          <w:rtl w:val="0"/>
-        </w:rPr>
-        <w:t xml:space="preserve">: Crea il tuo profilo e gestisci le tue finanze in totale sicurezza.</w:t>
-        <w:br w:type="textWrapping"/>
-        <w:t xml:space="preserve">💰 </w:t>
-      </w:r>
-      <w:r>
-        <w:rPr>
-          <w:b w:val="1"/>
-          <w:sz w:val="28"/>
-          <w:szCs w:val="28"/>
-          <w:rtl w:val="0"/>
-        </w:rPr>
-        <w:t xml:space="preserve">Monitoraggio Uscite</w:t>
-      </w:r>
-      <w:r>
-        <w:rPr>
-          <w:sz w:val="28"/>
-          <w:szCs w:val="28"/>
-          <w:rtl w:val="0"/>
-        </w:rPr>
-        <w:t xml:space="preserve">: Inserisci le tue spese in pochi secondi e visualizzale quando vuoi.</w:t>
-        <w:br w:type="textWrapping"/>
-        <w:t xml:space="preserve">🏷️ </w:t>
-      </w:r>
-      <w:r>
-        <w:rPr>
-          <w:b w:val="1"/>
-          <w:sz w:val="28"/>
-          <w:szCs w:val="28"/>
-          <w:rtl w:val="0"/>
-        </w:rPr>
-        <w:t xml:space="preserve">Filtri Intelligenti</w:t>
-      </w:r>
-      <w:r>
-        <w:rPr>
-          <w:sz w:val="28"/>
-          <w:szCs w:val="28"/>
-          <w:rtl w:val="0"/>
-        </w:rPr>
-        <w:t xml:space="preserve">: Filtra le tue spese per categoria e scopri dove stai spendendo di più.</w:t>
-        <w:br w:type="textWrapping"/>
-        <w:t xml:space="preserve">📊 </w:t>
-      </w:r>
-      <w:r>
-        <w:rPr>
-          <w:b w:val="1"/>
-          <w:sz w:val="28"/>
-          <w:szCs w:val="28"/>
-          <w:rtl w:val="0"/>
-        </w:rPr>
-        <w:t xml:space="preserve">Ordina a Modo Tuo</w:t>
-      </w:r>
-      <w:r>
-        <w:rPr>
-          <w:sz w:val="28"/>
-          <w:szCs w:val="28"/>
-          <w:rtl w:val="0"/>
-        </w:rPr>
-        <w:t xml:space="preserve">: Ordina le tue spese con vari criteri per avere una visione chiara e dettagliata.</w:t>
-      </w:r>
-    </w:p>
-    <w:p>
-      <w:pPr>
-        <w:spacing w:after="240" w:before="240" w:lineRule="auto"/>
-        <w:rPr>
-          <w:sz w:val="28"/>
-          <w:szCs w:val="28"/>
-        </w:rPr>
-      </w:pPr>
-      <w:r>
-        <w:rPr>
-          <w:sz w:val="28"/>
-          <w:szCs w:val="28"/>
-          <w:rtl w:val="0"/>
-        </w:rPr>
-        <w:t xml:space="preserve">📈 </w:t>
-      </w:r>
-      <w:r>
-        <w:rPr>
-          <w:b w:val="1"/>
-          <w:sz w:val="28"/>
-          <w:szCs w:val="28"/>
-          <w:rtl w:val="0"/>
-        </w:rPr>
-        <w:t xml:space="preserve">Traccia le tue spese:</w:t>
-      </w:r>
-      <w:r>
-        <w:rPr>
-          <w:sz w:val="28"/>
-          <w:szCs w:val="28"/>
-          <w:rtl w:val="0"/>
-        </w:rPr>
-        <w:t xml:space="preserve"> Monitora l'andamento delle tue spese con un grafico intuitivo che mostra la media delle tue uscite nel periodo di tempo che preferisci.</w:t>
-      </w:r>
-    </w:p>
-    <w:p>
-      <w:pPr>
-        <w:spacing w:after="240" w:before="240" w:lineRule="auto"/>
-        <w:rPr>
-          <w:sz w:val="28"/>
-          <w:szCs w:val="28"/>
-        </w:rPr>
-      </w:pPr>
-      <w:r>
-        <w:rPr>
-          <w:sz w:val="28"/>
-          <w:szCs w:val="28"/>
-          <w:rtl w:val="0"/>
-        </w:rPr>
-        <w:t xml:space="preserve">🚀 </w:t>
-      </w:r>
-      <w:r>
-        <w:rPr>
-          <w:b w:val="1"/>
-          <w:sz w:val="28"/>
-          <w:szCs w:val="28"/>
-          <w:rtl w:val="0"/>
-        </w:rPr>
-        <w:t xml:space="preserve">Interfaccia Intuitiva</w:t>
-      </w:r>
-      <w:r>
-        <w:rPr>
-          <w:sz w:val="28"/>
-          <w:szCs w:val="28"/>
-          <w:rtl w:val="0"/>
-        </w:rPr>
-        <w:t xml:space="preserve">: Un design semplice e user-friendly per un’esperienza utente senza paragoni.</w:t>
-      </w:r>
-    </w:p>
-    <w:p>
-      <w:pPr>
-        <w:spacing w:after="240" w:before="240" w:lineRule="auto"/>
-        <w:rPr>
-          <w:sz w:val="28"/>
-          <w:szCs w:val="28"/>
-        </w:rPr>
-      </w:pPr>
-      <w:r>
-        <w:rPr>
-          <w:sz w:val="28"/>
-          <w:szCs w:val="28"/>
-          <w:rtl w:val="0"/>
-        </w:rPr>
-        <w:t xml:space="preserve">Non lasciare che le tue finanze ti sfuggano di mano. Con "Track Your Expenses", avrai tutto sotto controllo con pochi click.</w:t>
-      </w:r>
-    </w:p>
-    <w:p>
-      <w:pPr>
-        <w:rPr>
-          <w:sz w:val="28"/>
-          <w:szCs w:val="28"/>
-        </w:rPr>
-      </w:pPr>
-      <w:r>
-        <w:rPr>
-          <w:rtl w:val="0"/>
-        </w:rPr>
-      </w:r>
-    </w:p>
-    <w:p>
-      <w:pPr>
-        <w:rPr>
-          <w:sz w:val="28"/>
-          <w:szCs w:val="28"/>
-        </w:rPr>
-      </w:pPr>
+        <w:t xml:space="preserve">L'applicazione "Track Your Expenses" è stata ideata e sviluppata con l'obiettivo di mettere a disposizione degli utenti uno strumento pratico, intuitivo e facilmente accessibile, che permetta di monitorare in maniera dettagliata e tempestiva le proprie spese quotidiane, tenendo traccia anche delle spese compiute dell’arco di 3,6 e 12 mesi. </w:t>
+      </w:r>
       <w:r>
         <w:rPr>
           <w:rtl w:val="0"/>
